--- a/QED Course/Lesson 14 Spin and Pauli Matrices.docx
+++ b/QED Course/Lesson 14 Spin and Pauli Matrices.docx
@@ -58,7 +58,7 @@
     </w:p>
     <w:p>
       <w:pPr>
-        <w:pStyle w:val="Heading1"/>
+        <w:pStyle w:val="Heading2"/>
       </w:pPr>
       <w:r>
         <w:t>How to use this lesson</w:t>
@@ -76,7 +76,7 @@
     </w:p>
     <w:p>
       <w:pPr>
-        <w:pStyle w:val="Heading2"/>
+        <w:pStyle w:val="Heading3"/>
       </w:pPr>
       <w:r>
         <w:t>Learning objectives</w:t>
@@ -148,7 +148,7 @@
     </w:p>
     <w:p>
       <w:pPr>
-        <w:pStyle w:val="Heading2"/>
+        <w:pStyle w:val="Heading3"/>
       </w:pPr>
       <w:r>
         <w:t>Notation and conventions</w:t>
@@ -512,7 +512,7 @@
     </w:tbl>
     <w:p>
       <w:pPr>
-        <w:pStyle w:val="Heading1"/>
+        <w:pStyle w:val="Heading2"/>
       </w:pPr>
       <w:r>
         <w:t>1 The experimental need for spin</w:t>
@@ -520,7 +520,7 @@
     </w:p>
     <w:p>
       <w:pPr>
-        <w:pStyle w:val="Heading2"/>
+        <w:pStyle w:val="Heading3"/>
       </w:pPr>
       <w:r>
         <w:t>1.1 Fine structure and the Stern Gerlach experiment</w:t>
@@ -533,7 +533,7 @@
     </w:p>
     <w:p>
       <w:pPr>
-        <w:pStyle w:val="Heading2"/>
+        <w:pStyle w:val="Heading3"/>
       </w:pPr>
       <w:r>
         <w:t>1.2 Spin is not orbital motion</w:t>
@@ -546,7 +546,7 @@
     </w:p>
     <w:p>
       <w:pPr>
-        <w:pStyle w:val="Heading1"/>
+        <w:pStyle w:val="Heading2"/>
       </w:pPr>
       <w:r>
         <w:t>2 The spin-1/2 operators</w:t>
@@ -554,7 +554,7 @@
     </w:p>
     <w:p>
       <w:pPr>
-        <w:pStyle w:val="Heading2"/>
+        <w:pStyle w:val="Heading3"/>
       </w:pPr>
       <w:r>
         <w:t>2.1 Construction from the Pauli matrices</w:t>
@@ -942,7 +942,7 @@
     </w:p>
     <w:p>
       <w:pPr>
-        <w:pStyle w:val="Heading2"/>
+        <w:pStyle w:val="Heading3"/>
       </w:pPr>
       <w:r>
         <w:t>2.2 The spin magnitude</w:t>
@@ -1056,10 +1056,11 @@
       </w:r>
     </w:p>
     <w:p>
-      <w:pPr>
-        <w:pStyle w:val="Heading3"/>
-      </w:pPr>
       <w:r>
+        <w:rPr>
+          <w:b/>
+          <w:i/>
+        </w:rPr>
         <w:t>Worked example 1</w:t>
       </w:r>
     </w:p>
@@ -1070,7 +1071,7 @@
     </w:p>
     <w:p>
       <w:pPr>
-        <w:pStyle w:val="Heading1"/>
+        <w:pStyle w:val="Heading2"/>
       </w:pPr>
       <w:r>
         <w:t>3 Spin states and measurement</w:t>
@@ -1078,7 +1079,7 @@
     </w:p>
     <w:p>
       <w:pPr>
-        <w:pStyle w:val="Heading2"/>
+        <w:pStyle w:val="Heading3"/>
       </w:pPr>
       <w:r>
         <w:t>3.1 The standard basis</w:t>
@@ -1254,7 +1255,7 @@
     </w:p>
     <w:p>
       <w:pPr>
-        <w:pStyle w:val="Heading2"/>
+        <w:pStyle w:val="Heading3"/>
       </w:pPr>
       <w:r>
         <w:t>3.2 Measuring spin along an arbitrary axis</w:t>
@@ -1611,10 +1612,11 @@
       </w:r>
     </w:p>
     <w:p>
-      <w:pPr>
-        <w:pStyle w:val="Heading3"/>
-      </w:pPr>
       <w:r>
+        <w:rPr>
+          <w:b/>
+          <w:i/>
+        </w:rPr>
         <w:t>Worked example 2</w:t>
       </w:r>
     </w:p>
@@ -1625,7 +1627,7 @@
     </w:p>
     <w:p>
       <w:pPr>
-        <w:pStyle w:val="Heading2"/>
+        <w:pStyle w:val="Heading3"/>
       </w:pPr>
       <w:r>
         <w:t>3.3 Expectation values</w:t>
@@ -1638,7 +1640,7 @@
     </w:p>
     <w:p>
       <w:pPr>
-        <w:pStyle w:val="Heading1"/>
+        <w:pStyle w:val="Heading2"/>
       </w:pPr>
       <w:r>
         <w:t>4 Raising and lowering operators for spin</w:t>
@@ -1646,7 +1648,7 @@
     </w:p>
     <w:p>
       <w:pPr>
-        <w:pStyle w:val="Heading2"/>
+        <w:pStyle w:val="Heading3"/>
       </w:pPr>
       <w:r>
         <w:t>4.1 Explicit construction</w:t>
@@ -1794,10 +1796,11 @@
       </w:r>
     </w:p>
     <w:p>
-      <w:pPr>
-        <w:pStyle w:val="Heading3"/>
-      </w:pPr>
       <w:r>
+        <w:rPr>
+          <w:b/>
+          <w:i/>
+        </w:rPr>
         <w:t>Worked example 3</w:t>
       </w:r>
     </w:p>
@@ -1808,7 +1811,7 @@
     </w:p>
     <w:p>
       <w:pPr>
-        <w:pStyle w:val="Heading1"/>
+        <w:pStyle w:val="Heading2"/>
       </w:pPr>
       <w:r>
         <w:t>5 The Stern Gerlach experiment</w:t>
@@ -1816,7 +1819,7 @@
     </w:p>
     <w:p>
       <w:pPr>
-        <w:pStyle w:val="Heading2"/>
+        <w:pStyle w:val="Heading3"/>
       </w:pPr>
       <w:r>
         <w:t>5.1 The setup</w:t>
@@ -1829,7 +1832,7 @@
     </w:p>
     <w:p>
       <w:pPr>
-        <w:pStyle w:val="Heading2"/>
+        <w:pStyle w:val="Heading3"/>
       </w:pPr>
       <w:r>
         <w:t>5.2 Why two spots, not a continuous smear</w:t>
@@ -1842,7 +1845,7 @@
     </w:p>
     <w:p>
       <w:pPr>
-        <w:pStyle w:val="Heading2"/>
+        <w:pStyle w:val="Heading3"/>
       </w:pPr>
       <w:r>
         <w:t>5.3 Sequential measurements</w:t>
@@ -1855,7 +1858,7 @@
     </w:p>
     <w:p>
       <w:pPr>
-        <w:pStyle w:val="Heading1"/>
+        <w:pStyle w:val="Heading2"/>
       </w:pPr>
       <w:r>
         <w:t>6 Adding two spins</w:t>
@@ -1863,7 +1866,7 @@
     </w:p>
     <w:p>
       <w:pPr>
-        <w:pStyle w:val="Heading2"/>
+        <w:pStyle w:val="Heading3"/>
       </w:pPr>
       <w:r>
         <w:t>6.1 The problem</w:t>
@@ -1876,7 +1879,7 @@
     </w:p>
     <w:p>
       <w:pPr>
-        <w:pStyle w:val="Heading2"/>
+        <w:pStyle w:val="Heading3"/>
       </w:pPr>
       <w:r>
         <w:t>6.2 The triplet and singlet</w:t>
@@ -2194,10 +2197,11 @@
       </w:r>
     </w:p>
     <w:p>
-      <w:pPr>
-        <w:pStyle w:val="Heading3"/>
-      </w:pPr>
       <w:r>
+        <w:rPr>
+          <w:b/>
+          <w:i/>
+        </w:rPr>
         <w:t>Worked example 4</w:t>
       </w:r>
     </w:p>
@@ -2208,7 +2212,7 @@
     </w:p>
     <w:p>
       <w:pPr>
-        <w:pStyle w:val="Heading2"/>
+        <w:pStyle w:val="Heading3"/>
       </w:pPr>
       <w:r>
         <w:t>6.3 The general addition rule</w:t>
@@ -2232,39 +2236,41 @@
           <m:r>
             <m:t xml:space="preserve">=</m:t>
           </m:r>
-          <m:r>
-            <m:t xml:space="preserve">|</m:t>
-          </m:r>
-          <m:sSub>
+          <m:d>
+            <m:dPr>
+              <m:begChr m:val="|"/>
+              <m:endChr m:val="|"/>
+            </m:dPr>
             <m:e>
+              <m:sSub>
+                <m:e>
+                  <m:r>
+                    <m:t xml:space="preserve">j</m:t>
+                  </m:r>
+                </m:e>
+                <m:sub>
+                  <m:r>
+                    <m:t xml:space="preserve">1</m:t>
+                  </m:r>
+                </m:sub>
+              </m:sSub>
               <m:r>
-                <m:t xml:space="preserve">j</m:t>
+                <m:t xml:space="preserve">−</m:t>
               </m:r>
+              <m:sSub>
+                <m:e>
+                  <m:r>
+                    <m:t xml:space="preserve">j</m:t>
+                  </m:r>
+                </m:e>
+                <m:sub>
+                  <m:r>
+                    <m:t xml:space="preserve">2</m:t>
+                  </m:r>
+                </m:sub>
+              </m:sSub>
             </m:e>
-            <m:sub>
-              <m:r>
-                <m:t xml:space="preserve">1</m:t>
-              </m:r>
-            </m:sub>
-          </m:sSub>
-          <m:r>
-            <m:t xml:space="preserve">−</m:t>
-          </m:r>
-          <m:sSub>
-            <m:e>
-              <m:r>
-                <m:t xml:space="preserve">j</m:t>
-              </m:r>
-            </m:e>
-            <m:sub>
-              <m:r>
-                <m:t xml:space="preserve">2</m:t>
-              </m:r>
-            </m:sub>
-          </m:sSub>
-          <m:r>
-            <m:t xml:space="preserve">|</m:t>
-          </m:r>
+          </m:d>
           <m:r>
             <m:t xml:space="preserve">,</m:t>
           </m:r>
@@ -2352,10 +2358,11 @@
       </w:r>
     </w:p>
     <w:p>
-      <w:pPr>
-        <w:pStyle w:val="Heading3"/>
-      </w:pPr>
       <w:r>
+        <w:rPr>
+          <w:b/>
+          <w:i/>
+        </w:rPr>
         <w:t>Worked example 5</w:t>
       </w:r>
     </w:p>
@@ -2366,7 +2373,7 @@
     </w:p>
     <w:p>
       <w:pPr>
-        <w:pStyle w:val="Heading1"/>
+        <w:pStyle w:val="Heading2"/>
       </w:pPr>
       <w:r>
         <w:t>7 Connections to QED</w:t>
@@ -2697,7 +2704,7 @@
     </w:p>
     <w:p>
       <w:pPr>
-        <w:pStyle w:val="Heading1"/>
+        <w:pStyle w:val="Heading2"/>
       </w:pPr>
       <w:r>
         <w:t>8 Summary</w:t>
@@ -2801,7 +2808,7 @@
     </w:p>
     <w:p>
       <w:pPr>
-        <w:pStyle w:val="Heading1"/>
+        <w:pStyle w:val="Heading2"/>
       </w:pPr>
       <w:r>
         <w:t>Exercises</w:t>
@@ -3461,7 +3468,7 @@
     </w:tbl>
     <w:p>
       <w:pPr>
-        <w:pStyle w:val="Heading1"/>
+        <w:pStyle w:val="Heading2"/>
       </w:pPr>
       <w:r>
         <w:t>Solutions</w:t>
@@ -3520,16 +3527,7 @@
         <w:t xml:space="preserve"> </w:t>
       </w:r>
       <w:r>
-        <w:t>\|3/5\|²+\|4i/5\|² = 9/25+16/25 = 1, normalized. ⟨Ŝ_z⟩ = (ℏ/2)(9/25−16/25) = −7ℏ/50. ⟨Ŝₓ⟩ = (ℏ/2)(χ</w:t>
-      </w:r>
-      <w:r>
-        <w:rPr>
-          <w:i/>
-        </w:rPr>
-        <w:t>₁χ₂+χ</w:t>
-      </w:r>
-      <w:r>
-        <w:t>₂χ₁) = (ℏ/2)[(3/5)(4i/5)+(−4i/5)(3/5)] = (ℏ/2)(12i/25−12i/25) = 0.</w:t>
+        <w:t>|3/5|²+|4i/5|² = 9/25+16/25 = 1, normalized. ⟨Ŝ_z⟩ = (ℏ/2)(9/25−16/25) = −7ℏ/50. ⟨Ŝₓ⟩ = (ℏ/2)(χ*₁χ₂+χ*₂χ₁) = (ℏ/2)[(3/5)(4i/5)+(−4i/5)(3/5)] = (ℏ/2)(12i/25−12i/25) = 0.</w:t>
       </w:r>
     </w:p>
     <w:p>
@@ -3557,7 +3555,7 @@
         <w:t xml:space="preserve"> </w:t>
       </w:r>
       <w:r>
-        <w:t>Ŝ⁽¹⁾²\|↑↑⟩ = (3ℏ²/4)\|↑↑⟩ and likewise for Ŝ⁽²⁾². Writing Ŝ⁽¹⁾·Ŝ⁽²⁾ = Ŝ_z⁽¹⁾Ŝ_z⁽²⁾ + (1/2)(Ŝ+⁽¹⁾Ŝ−⁽²⁾+Ŝ−⁽¹⁾Ŝ+⁽²⁾), the z-term on \|↑↑⟩ gives (ℏ/2)² = ℏ²/4, while Ŝ−⁽¹⁾Ŝ+⁽²⁾\|↑↑⟩ = 0 (since Ŝ+⁽²⁾\|↑↑⟩ already has particle 2 at its top rung) and similarly Ŝ+⁽¹⁾Ŝ−⁽²⁾\|↑↑⟩ = 0, so the raising/lowering terms drop out entirely and Ŝ⁽¹⁾·Ŝ⁽²⁾\|↑↑⟩ = (ℏ²/4)\|↑↑⟩. Hence Ŝ²\|↑↑⟩ = (3ℏ²/4+3ℏ²/4+2×ℏ²/4)\|↑↑⟩ = 2ℏ²\|↑↑⟩, confirming S(S+1)=2, S=1.</w:t>
+        <w:t>Ŝ⁽¹⁾²|↑↑⟩ = (3ℏ²/4)|↑↑⟩ and likewise for Ŝ⁽²⁾². Writing Ŝ⁽¹⁾·Ŝ⁽²⁾ = Ŝ_z⁽¹⁾Ŝ_z⁽²⁾ + (1/2)(Ŝ+⁽¹⁾Ŝ−⁽²⁾+Ŝ−⁽¹⁾Ŝ+⁽²⁾), the z-term on |↑↑⟩ gives (ℏ/2)² = ℏ²/4, while Ŝ−⁽¹⁾Ŝ+⁽²⁾|↑↑⟩ = 0 (since Ŝ+⁽²⁾|↑↑⟩ already has particle 2 at its top rung) and similarly Ŝ+⁽¹⁾Ŝ−⁽²⁾|↑↑⟩ = 0, so the raising/lowering terms drop out entirely and Ŝ⁽¹⁾·Ŝ⁽²⁾|↑↑⟩ = (ℏ²/4)|↑↑⟩. Hence Ŝ²|↑↑⟩ = (3ℏ²/4+3ℏ²/4+2×ℏ²/4)|↑↑⟩ = 2ℏ²|↑↑⟩, confirming S(S+1)=2, S=1.</w:t>
       </w:r>
     </w:p>
     <w:p>
@@ -3571,7 +3569,7 @@
         <w:t xml:space="preserve"> </w:t>
       </w:r>
       <w:r>
-        <w:t>Applying the same decomposition to the singlet (\|↑↓⟩−\|↓↑⟩)/√2: the z-term Ŝ_z⁽¹⁾Ŝ_z⁽²⁾ gives −ℏ²/4 on each of \|↑↓⟩ and \|↓↑⟩ (opposite spins), and Ŝ−⁽¹⁾Ŝ+⁽²⁾\|↑↓⟩ = ℏ²\|↓↑⟩ while Ŝ+⁽¹⁾Ŝ−⁽²⁾\|↓↑⟩ = ℏ²\|↑↓⟩; combined with the (1/2) prefactor and the singlet's relative minus sign, these raising/lowering terms contribute −ℏ²/2 to the antisymmetric combination. The total is Ŝ⁽¹⁾·Ŝ⁽²⁾(singlet) = (−ℏ²/4−ℏ²/2)(singlet) = −(3ℏ²/4)(singlet), so Ŝ²(singlet) = (3ℏ²/4+3ℏ²/4−3ℏ²/2)(singlet) = 0, confirming S=0.</w:t>
+        <w:t>Applying the same decomposition to the singlet (|↑↓⟩−|↓↑⟩)/√2: the z-term Ŝ_z⁽¹⁾Ŝ_z⁽²⁾ gives −ℏ²/4 on each of |↑↓⟩ and |↓↑⟩ (opposite spins), and Ŝ−⁽¹⁾Ŝ+⁽²⁾|↑↓⟩ = ℏ²|↓↑⟩ while Ŝ+⁽¹⁾Ŝ−⁽²⁾|↓↑⟩ = ℏ²|↑↓⟩; combined with the (1/2) prefactor and the singlet's relative minus sign, these raising/lowering terms contribute −ℏ²/2 to the antisymmetric combination. The total is Ŝ⁽¹⁾·Ŝ⁽²⁾(singlet) = (−ℏ²/4−ℏ²/2)(singlet) = −(3ℏ²/4)(singlet), so Ŝ²(singlet) = (3ℏ²/4+3ℏ²/4−3ℏ²/2)(singlet) = 0, confirming S=0.</w:t>
       </w:r>
     </w:p>
     <w:p>
@@ -3585,7 +3583,7 @@
         <w:t xml:space="preserve"> </w:t>
       </w:r>
       <w:r>
-        <w:t>Exchanging particle labels 1↔2 sends \|↑↓⟩ → \|↓↑⟩ and \|↓↑⟩ → \|↑↓⟩. The triplet M=0 state (\|↑↓⟩+\|↓↑⟩)/√2 maps to itself (symmetric); the singlet (\|↑↓⟩−\|↓↑⟩)/√2 maps to −(\|↑↓⟩−\|↓↑⟩)/√2, its own negative (antisymmetric).</w:t>
+        <w:t>Exchanging particle labels 1↔2 sends |↑↓⟩ → |↓↑⟩ and |↓↑⟩ → |↑↓⟩. The triplet M=0 state (|↑↓⟩+|↓↑⟩)/√2 maps to itself (symmetric); the singlet (|↑↓⟩−|↓↑⟩)/√2 maps to −(|↑↓⟩−|↓↑⟩)/√2, its own negative (antisymmetric).</w:t>
       </w:r>
     </w:p>
     <w:p>
@@ -3599,7 +3597,7 @@
         <w:t xml:space="preserve"> </w:t>
       </w:r>
       <w:r>
-        <w:t>The singlet is (\|↑↓⟩−\|↓↑⟩)/√2. Finding particle 1 spin-up projects onto the \|↑↓⟩ component (the only term with particle 1 up), leaving particle 2 in the definite state \|↓⟩. A subsequent z-measurement on particle 2 would certainly find spin-down, illustrating the perfect (anti)correlation of the singlet state.</w:t>
+        <w:t>The singlet is (|↑↓⟩−|↓↑⟩)/√2. Finding particle 1 spin-up projects onto the |↑↓⟩ component (the only term with particle 1 up), leaving particle 2 in the definite state |↓⟩. A subsequent z-measurement on particle 2 would certainly find spin-down, illustrating the perfect (anti)correlation of the singlet state.</w:t>
       </w:r>
     </w:p>
     <w:p>
@@ -3613,7 +3611,7 @@
         <w:t xml:space="preserve"> </w:t>
       </w:r>
       <w:r>
-        <w:t>For j₁=j₂=1, the addition rule gives j = \|1−1\|,…,1+1 = 0, 1, 2, a total of 1+3+5 = 9 states, matching 3×3 = 9 product states.</w:t>
+        <w:t>For j₁=j₂=1, the addition rule gives j = |1−1|,…,1+1 = 0, 1, 2, a total of 1+3+5 = 9 states, matching 3×3 = 9 product states.</w:t>
       </w:r>
     </w:p>
     <w:p>
@@ -3627,7 +3625,7 @@
         <w:t xml:space="preserve"> </w:t>
       </w:r>
       <w:r>
-        <w:t>For ℓ=2, s=1/2: j = \|2−1/2\|,…,2+1/2 = 3/2, 5/2. Dimension check: (2×3/2+1)+(2×5/2+1) = 4+6 = 10, matching (2×2+1)×2 = 5×2 = 10.</w:t>
+        <w:t>For ℓ=2, s=1/2: j = |2−1/2|,…,2+1/2 = 3/2, 5/2. Dimension check: (2×3/2+1)+(2×5/2+1) = 4+6 = 10, matching (2×2+1)×2 = 5×2 = 10.</w:t>
       </w:r>
     </w:p>
     <w:p>
@@ -3641,7 +3639,7 @@
         <w:t xml:space="preserve"> </w:t>
       </w:r>
       <w:r>
-        <w:t>(n̂·σ)² = Σᵢⱼnᵢnⱼσᵢσⱼ = Σᵢⱼnᵢnⱼ(δᵢⱼI+iεᵢⱼₖσₖ) = (Σᵢnᵢ²)I + iΣᵢⱼₖεᵢⱼₖnᵢnⱼσₖ. The first term is \|n̂\|²I = I; the second vanishes because εᵢⱼₖnᵢnⱼ is antisymmetric in i,j while nᵢnⱼ is symmetric, so their product summed over i,j is zero for each k.</w:t>
+        <w:t>(n̂·σ)² = Σᵢⱼnᵢnⱼσᵢσⱼ = Σᵢⱼnᵢnⱼ(δᵢⱼI+iεᵢⱼₖσₖ) = (Σᵢnᵢ²)I + iΣᵢⱼₖεᵢⱼₖnᵢnⱼσₖ. The first term is |n̂|²I = I; the second vanishes because εᵢⱼₖnᵢnⱼ is antisymmetric in i,j while nᵢnⱼ is symmetric, so their product summed over i,j is zero for each k.</w:t>
       </w:r>
     </w:p>
     <w:p>
@@ -3669,16 +3667,7 @@
         <w:t xml:space="preserve"> </w:t>
       </w:r>
       <w:r>
-        <w:t>Writing χ=(a,b)ᵀ, ⟨Ŝ_z⟩=(ℏ/2)(\|a\|²−\|b\|²), ⟨Ŝₓ⟩=ℏRe(a</w:t>
-      </w:r>
-      <w:r>
-        <w:rPr>
-          <w:i/>
-        </w:rPr>
-        <w:t>b), and ⟨Ŝᵧ⟩=ℏIm(a</w:t>
-      </w:r>
-      <w:r>
-        <w:t>b), so ⟨Ŝₓ⟩²+⟨Ŝᵧ⟩² = ℏ²\|a*b\|² = ℏ²\|a\|²\|b\|². Then ⟨Ŝₓ⟩²+⟨Ŝᵧ⟩²+⟨Ŝ_z⟩² = ℏ²\|a\|²\|b\|² + (ℏ²/4)(\|a\|²−\|b\|²)² = (ℏ²/4)[4\|a\|²\|b\|²+(\|a\|²−\|b\|²)²] = (ℏ²/4)(\|a\|²+\|b\|²)² = (ℏ²/4)×1, using \|a\|²+\|b\|²=1, confirming the Bloch-sphere result (ℏ/2)².</w:t>
+        <w:t>Writing χ=(a,b)ᵀ, ⟨Ŝ_z⟩=(ℏ/2)(|a|²−|b|²), ⟨Ŝₓ⟩=ℏRe(a*b), and ⟨Ŝᵧ⟩=ℏIm(a*b), so ⟨Ŝₓ⟩²+⟨Ŝᵧ⟩² = ℏ²|a*b|² = ℏ²|a|²|b|². Then ⟨Ŝₓ⟩²+⟨Ŝᵧ⟩²+⟨Ŝ_z⟩² = ℏ²|a|²|b|² + (ℏ²/4)(|a|²−|b|²)² = (ℏ²/4)[4|a|²|b|²+(|a|²−|b|²)²] = (ℏ²/4)(|a|²+|b|²)² = (ℏ²/4)×1, using |a|²+|b|²=1, confirming the Bloch-sphere result (ℏ/2)².</w:t>
       </w:r>
     </w:p>
     <w:p>
@@ -3692,7 +3681,7 @@
         <w:t xml:space="preserve"> </w:t>
       </w:r>
       <w:r>
-        <w:t>The equation ∂_tχ = −i(ω₀/2)σₓχ has solution χ(t) = e^(−iω₀tσₓ/2)χ(0) = [cos(ω₀t/2)I − i sin(ω₀t/2)σₓ]χ(0). With χ(0)=(1,0)ᵀ, χ(t) = (cos(ω₀t/2), −i sin(ω₀t/2))ᵀ. The probability of spin-up along z is \|cos(ω₀t/2)\|² = cos²(ω₀t/2) = (1+cos ω₀t)/2, oscillating between 1 and 0: Rabi oscillation between the two spin states driven by the transverse field.</w:t>
+        <w:t>The equation ∂_tχ = −i(ω₀/2)σₓχ has solution χ(t) = e^(−iω₀tσₓ/2)χ(0) = [cos(ω₀t/2)I − i sin(ω₀t/2)σₓ]χ(0). With χ(0)=(1,0)ᵀ, χ(t) = (cos(ω₀t/2), −i sin(ω₀t/2))ᵀ. The probability of spin-up along z is |cos(ω₀t/2)|² = cos²(ω₀t/2) = (1+cos ω₀t)/2, oscillating between 1 and 0: Rabi oscillation between the two spin states driven by the transverse field.</w:t>
       </w:r>
     </w:p>
     <w:p>
@@ -3706,12 +3695,12 @@
         <w:t xml:space="preserve"> </w:t>
       </w:r>
       <w:r>
-        <w:t>Each of the four listed states is normalized and, by explicit computation, pairwise orthogonal (the triplet states are orthogonal to each other by construction, and the singlet is orthogonal to every triplet state since it is built from the antisymmetric combination while the M=0 triplet uses the symmetric one, and the M=±1 triplet states involve no superposition to overlap with). Four mutually orthogonal normalized vectors in a four-dimensional space form a complete basis, so the sum of their projectors equals the identity, exactly as the resolution of the identity Σₙ\|n⟩⟨n\|=I was established in general in Lesson 1 and Lesson 9.</w:t>
+        <w:t>Each of the four listed states is normalized and, by explicit computation, pairwise orthogonal (the triplet states are orthogonal to each other by construction, and the singlet is orthogonal to every triplet state since it is built from the antisymmetric combination while the M=0 triplet uses the symmetric one, and the M=±1 triplet states involve no superposition to overlap with). Four mutually orthogonal normalized vectors in a four-dimensional space form a complete basis, so the sum of their projectors equals the identity, exactly as the resolution of the identity Σₙ|n⟩⟨n|=I was established in general in Lesson 1 and Lesson 9.</w:t>
       </w:r>
     </w:p>
     <w:p>
       <w:pPr>
-        <w:pStyle w:val="Heading1"/>
+        <w:pStyle w:val="Heading2"/>
       </w:pPr>
       <w:r>
         <w:t>Mastery checklist</w:t>
@@ -3783,7 +3772,7 @@
     </w:p>
     <w:p>
       <w:pPr>
-        <w:pStyle w:val="Heading1"/>
+        <w:pStyle w:val="Heading2"/>
       </w:pPr>
       <w:r>
         <w:t>Next lesson</w:t>
